--- a/documents/models_py_reference.docx
+++ b/documents/models_py_reference.docx
@@ -6491,6 +6491,31 @@
       </w:pPr>
       <w:r>
         <w:t xml:space="preserve"/>
+      </w:r>
+    </w:p>
+    <w:p>
+      <w:r>
+        <w:t>What it is: Human-readable public id (WF_1, WF_2, …) returned to the user and used in GET /workflows/{request_id}. Separate from UUID primary key id.</w:t>
+        <w:br/>
+        <w:br/>
+        <w:t>Before: main.py scanned all request_id values and used max+1. Unsafe when two POST requests run at the same time.</w:t>
+        <w:br/>
+        <w:br/>
+        <w:t>After: Postgres sequence workflow_request_id_seq assigns the value on INSERT. In models.py: request_id = Column(String(50), nullable=False, unique=True, server_default=text("'WF_' || nextval('workflow_request_id_seq')::text"))</w:t>
+        <w:br/>
+        <w:br/>
+        <w:t>Why server_default: Tells SQLAlchemy the database fills this column. Do not pass request_id= when creating Workflow. After db.commit() and db.refresh(workflow), use workflow.request_id in the API response.</w:t>
+        <w:br/>
+        <w:br/>
+        <w:t>Developer rules: (1) Never set request_id in Python on insert. (2) Keep table_creation.sql and models.py defaults in sync. (3) Migrated DBs must run setval so the sequence continues after existing WF_N rows.</w:t>
+      </w:r>
+    </w:p>
+    <w:p>
+      <w:pPr>
+        <w:pStyle w:val="Heading1"/>
+      </w:pPr>
+      <w:r>
+        <w:t>14. Workflow.request_id — Postgres Sequence (May 2026)</w:t>
       </w:r>
     </w:p>
     <w:p>
